--- a/Proposta tesi.docx
+++ b/Proposta tesi.docx
@@ -61,7 +61,23 @@
           <w:b/>
           <w:bCs/>
         </w:rPr>
-        <w:t>"Qual è il grado di standardizzazione delle sequenze narrative nelle delibere comunali, e attraverso quali pattern strutturali (es. interruzioni o inversioni tra 'Visto' e 'Considerato') si manifesta la variabilità redazionale?"</w:t>
+        <w:t>"Qual è il grado di standardizzazione delle sequenze narrative nelle delibere comunali, e attraverso quali pattern strutturali (es. interruzioni o inversioni tra '</w:t>
+      </w:r>
+      <w:proofErr w:type="spellStart"/>
+      <w:r>
+        <w:rPr>
+          <w:b/>
+          <w:bCs/>
+        </w:rPr>
+        <w:t>Visto'</w:t>
+      </w:r>
+      <w:proofErr w:type="spellEnd"/>
+      <w:r>
+        <w:rPr>
+          <w:b/>
+          <w:bCs/>
+        </w:rPr>
+        <w:t xml:space="preserve"> e 'Considerato') si manifesta la variabilità redazionale?"</w:t>
       </w:r>
     </w:p>
     <w:p>
@@ -203,7 +219,11 @@
         <w:t>Ludovica</w:t>
       </w:r>
       <w:r>
-        <w:t xml:space="preserve"> è la misurazione di </w:t>
+        <w:t xml:space="preserve"> è la misurazione </w:t>
+      </w:r>
+      <w:proofErr w:type="gramStart"/>
+      <w:r>
+        <w:t xml:space="preserve">di </w:t>
       </w:r>
       <w:r>
         <w:t> </w:t>
@@ -213,7 +233,15 @@
           <w:b/>
           <w:bCs/>
         </w:rPr>
-        <w:t xml:space="preserve">quanto bene </w:t>
+        <w:t>quanto</w:t>
+      </w:r>
+      <w:proofErr w:type="gramEnd"/>
+      <w:r>
+        <w:rPr>
+          <w:b/>
+          <w:bCs/>
+        </w:rPr>
+        <w:t xml:space="preserve"> bene </w:t>
       </w:r>
       <w:r>
         <w:rPr>
@@ -290,6 +318,7 @@
       <w:r>
         <w:t xml:space="preserve">nel </w:t>
       </w:r>
+      <w:proofErr w:type="gramStart"/>
       <w:r>
         <w:t xml:space="preserve">trasformare </w:t>
       </w:r>
@@ -297,7 +326,11 @@
         <w:t xml:space="preserve"> </w:t>
       </w:r>
       <w:r>
-        <w:t>le delibere da PDF rumorosi a </w:t>
+        <w:t>le</w:t>
+      </w:r>
+      <w:proofErr w:type="gramEnd"/>
+      <w:r>
+        <w:t xml:space="preserve"> delibere da PDF rumorosi a </w:t>
       </w:r>
       <w:r>
         <w:rPr>
@@ -349,11 +382,24 @@
         <w:t>Estrazione del testo dai PDF della classe scelta (es. delibere di Giunta)</w:t>
       </w:r>
       <w:r>
-        <w:t xml:space="preserve"> con i tool di text extraction e gli OCR che ho già testato</w:t>
+        <w:t xml:space="preserve"> con i tool di text </w:t>
+      </w:r>
+      <w:proofErr w:type="spellStart"/>
+      <w:r>
+        <w:t>extraction</w:t>
+      </w:r>
+      <w:proofErr w:type="spellEnd"/>
+      <w:r>
+        <w:t xml:space="preserve"> e gli OCR che ho già </w:t>
+      </w:r>
+      <w:proofErr w:type="gramStart"/>
+      <w:r>
+        <w:t>testato</w:t>
       </w:r>
       <w:r>
         <w:t xml:space="preserve"> ;</w:t>
       </w:r>
+      <w:proofErr w:type="gramEnd"/>
     </w:p>
     <w:p>
       <w:pPr>
@@ -366,11 +412,16 @@
         <w:jc w:val="both"/>
       </w:pPr>
       <w:r>
-        <w:t>Pulizia delle parti non narrative: tabelle contabili, firme, liste presenti/assenti, intestazioni ripetute</w:t>
+        <w:t xml:space="preserve">Pulizia delle parti non narrative: tabelle contabili, firme, liste presenti/assenti, intestazioni </w:t>
+      </w:r>
+      <w:proofErr w:type="gramStart"/>
+      <w:r>
+        <w:t>ripetute</w:t>
       </w:r>
       <w:r>
         <w:t xml:space="preserve"> ;</w:t>
       </w:r>
+      <w:proofErr w:type="gramEnd"/>
     </w:p>
     <w:p>
       <w:pPr>
@@ -383,11 +434,16 @@
         <w:jc w:val="both"/>
       </w:pPr>
       <w:r>
-        <w:t>Normalizzazione del testo (spazi, maiuscole/minuscole, numerazione, segni) per facilitare il riconoscimento dei pattern</w:t>
+        <w:t xml:space="preserve">Normalizzazione del testo (spazi, maiuscole/minuscole, numerazione, segni) per facilitare il riconoscimento dei </w:t>
+      </w:r>
+      <w:proofErr w:type="gramStart"/>
+      <w:r>
+        <w:t>pattern</w:t>
       </w:r>
       <w:r>
         <w:t xml:space="preserve"> ;</w:t>
       </w:r>
+      <w:proofErr w:type="gramEnd"/>
     </w:p>
     <w:p>
       <w:pPr>
@@ -435,15 +491,36 @@
         <w:ind w:left="714" w:hanging="357"/>
         <w:jc w:val="both"/>
       </w:pPr>
-      <w:r>
-        <w:t xml:space="preserve">Sentence splitting con strumenti NLP </w:t>
+      <w:proofErr w:type="spellStart"/>
+      <w:r>
+        <w:t>Sentence</w:t>
+      </w:r>
+      <w:proofErr w:type="spellEnd"/>
+      <w:r>
+        <w:t xml:space="preserve"> splitting con strumenti NLP </w:t>
       </w:r>
       <w:r>
         <w:rPr>
           <w:i/>
           <w:iCs/>
         </w:rPr>
-        <w:t>(es. spaCy/stanza)</w:t>
+        <w:t xml:space="preserve">(es. </w:t>
+      </w:r>
+      <w:proofErr w:type="spellStart"/>
+      <w:r>
+        <w:rPr>
+          <w:i/>
+          <w:iCs/>
+        </w:rPr>
+        <w:t>spaCy</w:t>
+      </w:r>
+      <w:proofErr w:type="spellEnd"/>
+      <w:r>
+        <w:rPr>
+          <w:i/>
+          <w:iCs/>
+        </w:rPr>
+        <w:t>/stanza)</w:t>
       </w:r>
       <w:r>
         <w:t xml:space="preserve"> adattati alla prosa amministrativa.</w:t>
@@ -512,7 +589,23 @@
           <w:b/>
           <w:bCs/>
         </w:rPr>
-        <w:t>Considerato/etc…</w:t>
+        <w:t>Considerato/</w:t>
+      </w:r>
+      <w:proofErr w:type="spellStart"/>
+      <w:r>
+        <w:rPr>
+          <w:b/>
+          <w:bCs/>
+        </w:rPr>
+        <w:t>etc</w:t>
+      </w:r>
+      <w:proofErr w:type="spellEnd"/>
+      <w:r>
+        <w:rPr>
+          <w:b/>
+          <w:bCs/>
+        </w:rPr>
+        <w:t>…</w:t>
       </w:r>
     </w:p>
     <w:p>
@@ -564,10 +657,34 @@
         <w:t>dataset annotato</w:t>
       </w:r>
       <w:r>
-        <w:t>: una riga per blocco, con id_delibera, testo, tipo_blocco, posizione nella sequenza, flag se il blocco è “spezzato” da un altro (es. Visto interrotto da Considerato).</w:t>
-      </w:r>
-      <w:r>
-        <w:t>Ecco un esempio</w:t>
+        <w:t xml:space="preserve">: una riga per blocco, con </w:t>
+      </w:r>
+      <w:proofErr w:type="spellStart"/>
+      <w:r>
+        <w:t>id_delibera</w:t>
+      </w:r>
+      <w:proofErr w:type="spellEnd"/>
+      <w:r>
+        <w:t xml:space="preserve">, testo, </w:t>
+      </w:r>
+      <w:proofErr w:type="spellStart"/>
+      <w:r>
+        <w:t>tipo_blocco</w:t>
+      </w:r>
+      <w:proofErr w:type="spellEnd"/>
+      <w:r>
+        <w:t>, posizione nella sequenza, flag se il blocco è “spezzato” da un altro (es. Visto interrotto da Considerato</w:t>
+      </w:r>
+      <w:proofErr w:type="gramStart"/>
+      <w:r>
+        <w:t>).</w:t>
+      </w:r>
+      <w:r>
+        <w:t>Ecco</w:t>
+      </w:r>
+      <w:proofErr w:type="gramEnd"/>
+      <w:r>
+        <w:t xml:space="preserve"> un esempio</w:t>
       </w:r>
     </w:p>
     <w:p>
@@ -623,6 +740,7 @@
                 <w:szCs w:val="18"/>
               </w:rPr>
             </w:pPr>
+            <w:proofErr w:type="spellStart"/>
             <w:r>
               <w:rPr>
                 <w:b/>
@@ -632,6 +750,7 @@
               </w:rPr>
               <w:t>id_delibera</w:t>
             </w:r>
+            <w:proofErr w:type="spellEnd"/>
           </w:p>
         </w:tc>
         <w:tc>
@@ -652,6 +771,7 @@
                 <w:szCs w:val="18"/>
               </w:rPr>
             </w:pPr>
+            <w:proofErr w:type="spellStart"/>
             <w:r>
               <w:rPr>
                 <w:b/>
@@ -661,6 +781,7 @@
               </w:rPr>
               <w:t>ordine_globale</w:t>
             </w:r>
+            <w:proofErr w:type="spellEnd"/>
           </w:p>
         </w:tc>
         <w:tc>
@@ -681,6 +802,7 @@
                 <w:szCs w:val="18"/>
               </w:rPr>
             </w:pPr>
+            <w:proofErr w:type="spellStart"/>
             <w:r>
               <w:rPr>
                 <w:b/>
@@ -690,6 +812,7 @@
               </w:rPr>
               <w:t>tipo_blocco</w:t>
             </w:r>
+            <w:proofErr w:type="spellEnd"/>
           </w:p>
         </w:tc>
         <w:tc>
@@ -710,6 +833,7 @@
                 <w:szCs w:val="18"/>
               </w:rPr>
             </w:pPr>
+            <w:proofErr w:type="spellStart"/>
             <w:r>
               <w:rPr>
                 <w:b/>
@@ -719,6 +843,7 @@
               </w:rPr>
               <w:t>testo_blocco</w:t>
             </w:r>
+            <w:proofErr w:type="spellEnd"/>
           </w:p>
         </w:tc>
       </w:tr>
@@ -927,7 +1052,23 @@
                 <w:sz w:val="18"/>
                 <w:szCs w:val="18"/>
               </w:rPr>
-              <w:t>Visto il D.Lgs. n. 267/2000, Testo Unico degli Enti Locali.</w:t>
+              <w:t xml:space="preserve">Visto il </w:t>
+            </w:r>
+            <w:proofErr w:type="spellStart"/>
+            <w:r>
+              <w:rPr>
+                <w:sz w:val="18"/>
+                <w:szCs w:val="18"/>
+              </w:rPr>
+              <w:t>D.Lgs.</w:t>
+            </w:r>
+            <w:proofErr w:type="spellEnd"/>
+            <w:r>
+              <w:rPr>
+                <w:sz w:val="18"/>
+                <w:szCs w:val="18"/>
+              </w:rPr>
+              <w:t xml:space="preserve"> n. 267/2000, Testo Unico degli Enti Locali.</w:t>
             </w:r>
           </w:p>
         </w:tc>
@@ -1342,11 +1483,21 @@
         <w:t>ri</w:t>
       </w:r>
       <w:r>
-        <w:t xml:space="preserve">organizzate in Markdown tramite titoli e sottotitoli. </w:t>
-      </w:r>
+        <w:t xml:space="preserve">organizzate in </w:t>
+      </w:r>
+      <w:proofErr w:type="spellStart"/>
+      <w:r>
+        <w:t>Markdown</w:t>
+      </w:r>
+      <w:proofErr w:type="spellEnd"/>
+      <w:r>
+        <w:t xml:space="preserve"> tramite titoli e sottotitoli. </w:t>
+      </w:r>
+      <w:proofErr w:type="gramStart"/>
       <w:r>
         <w:t>Ad esempio</w:t>
       </w:r>
+      <w:proofErr w:type="gramEnd"/>
       <w:r>
         <w:t xml:space="preserve"> il documento può essere suddiviso in sezioni come </w:t>
       </w:r>
@@ -1443,7 +1594,6 @@
           <w:bCs/>
           <w:u w:val="single"/>
         </w:rPr>
-        <w:lastRenderedPageBreak/>
         <w:t>All’interno della sezione narrativa, i marker ricorrenti come Visto, Considerato, Premesso, Ritenuto e Delibera possono essere evidenziati come sottosezioni.</w:t>
       </w:r>
     </w:p>
@@ -1503,7 +1653,21 @@
         <w:rPr>
           <w:rFonts w:asciiTheme="majorHAnsi" w:hAnsiTheme="majorHAnsi"/>
         </w:rPr>
-        <w:t>: precision, recall e F1 sui confini di blocco. I</w:t>
+        <w:t xml:space="preserve">: </w:t>
+      </w:r>
+      <w:proofErr w:type="spellStart"/>
+      <w:r>
+        <w:rPr>
+          <w:rFonts w:asciiTheme="majorHAnsi" w:hAnsiTheme="majorHAnsi"/>
+        </w:rPr>
+        <w:t>precision</w:t>
+      </w:r>
+      <w:proofErr w:type="spellEnd"/>
+      <w:r>
+        <w:rPr>
+          <w:rFonts w:asciiTheme="majorHAnsi" w:hAnsiTheme="majorHAnsi"/>
+        </w:rPr>
+        <w:t>, recall e F1 sui confini di blocco. I</w:t>
       </w:r>
       <w:r>
         <w:rPr>
@@ -1537,7 +1701,35 @@
         <w:rPr>
           <w:rFonts w:asciiTheme="majorHAnsi" w:hAnsiTheme="majorHAnsi"/>
         </w:rPr>
-        <w:t>Si confrontano due modalità di estrazione offerte da Docling: l’esportazione in Markdown e l’esportazione in JSON strutturato. Il confronto mira a verificare quale rappresentazione consenta una migliore ricostruzione dei blocchi narrativi dell’atto, considerando completezza del testo, conservazione dell’ordine, separazione dei blocchi, rumore residuo e riconoscibilità dei marcatori strutturali</w:t>
+        <w:t xml:space="preserve">Si confrontano due modalità di estrazione offerte da </w:t>
+      </w:r>
+      <w:proofErr w:type="spellStart"/>
+      <w:r>
+        <w:rPr>
+          <w:rFonts w:asciiTheme="majorHAnsi" w:hAnsiTheme="majorHAnsi"/>
+        </w:rPr>
+        <w:t>Docling</w:t>
+      </w:r>
+      <w:proofErr w:type="spellEnd"/>
+      <w:r>
+        <w:rPr>
+          <w:rFonts w:asciiTheme="majorHAnsi" w:hAnsiTheme="majorHAnsi"/>
+        </w:rPr>
+        <w:t xml:space="preserve">: l’esportazione in </w:t>
+      </w:r>
+      <w:proofErr w:type="spellStart"/>
+      <w:r>
+        <w:rPr>
+          <w:rFonts w:asciiTheme="majorHAnsi" w:hAnsiTheme="majorHAnsi"/>
+        </w:rPr>
+        <w:t>Markdown</w:t>
+      </w:r>
+      <w:proofErr w:type="spellEnd"/>
+      <w:r>
+        <w:rPr>
+          <w:rFonts w:asciiTheme="majorHAnsi" w:hAnsiTheme="majorHAnsi"/>
+        </w:rPr>
+        <w:t xml:space="preserve"> e l’esportazione in JSON strutturato. Il confronto mira a verificare quale rappresentazione consenta una migliore ricostruzione dei blocchi narrativi dell’atto, considerando completezza del testo, conservazione dell’ordine, separazione dei blocchi, rumore residuo e riconoscibilità dei marcatori strutturali</w:t>
       </w:r>
       <w:r>
         <w:rPr>
@@ -1701,13 +1893,21 @@
         <w:jc w:val="both"/>
       </w:pPr>
       <w:r>
-        <w:t>Percentuale di delibere che seguono una struttura “standard”</w:t>
+        <w:t>Percentuale di delibere che seguono una struttura “</w:t>
+      </w:r>
+      <w:proofErr w:type="gramStart"/>
+      <w:r>
+        <w:t>standard”</w:t>
       </w:r>
       <w:r>
         <w:t xml:space="preserve"> </w:t>
       </w:r>
       <w:r>
-        <w:t xml:space="preserve"> vs. con deviazioni (</w:t>
+        <w:t xml:space="preserve"> vs.</w:t>
+      </w:r>
+      <w:proofErr w:type="gramEnd"/>
+      <w:r>
+        <w:t xml:space="preserve"> con deviazioni (</w:t>
       </w:r>
       <w:r>
         <w:rPr>
@@ -1759,13 +1959,21 @@
         <w:t xml:space="preserve">sequenze annotate </w:t>
       </w:r>
       <w:r>
-        <w:t xml:space="preserve">e tenterei di creare </w:t>
+        <w:t xml:space="preserve">e tenterei di </w:t>
+      </w:r>
+      <w:proofErr w:type="gramStart"/>
+      <w:r>
+        <w:t xml:space="preserve">creare </w:t>
       </w:r>
       <w:r>
         <w:t xml:space="preserve"> </w:t>
       </w:r>
       <w:r>
-        <w:t xml:space="preserve">delle </w:t>
+        <w:t>delle</w:t>
+      </w:r>
+      <w:proofErr w:type="gramEnd"/>
+      <w:r>
+        <w:t xml:space="preserve"> </w:t>
       </w:r>
       <w:r>
         <w:t> </w:t>
@@ -1791,6 +1999,7 @@
     </w:p>
     <w:p>
       <w:r>
+        <w:lastRenderedPageBreak/>
         <w:t>una delibera ha questa sequenza</w:t>
       </w:r>
       <w:r>
@@ -1842,7 +2051,6 @@
           <w:b/>
           <w:bCs/>
         </w:rPr>
-        <w:lastRenderedPageBreak/>
         <w:t>nodi</w:t>
       </w:r>
       <w:r>
@@ -1859,31 +2067,43 @@
           <w:i/>
           <w:iCs/>
         </w:rPr>
-        <w:t>VISTO, CONSIDERATO, PREMESSO, RITENUTO, DELIBERA, e</w:t>
-      </w:r>
+        <w:t xml:space="preserve">VISTO, CONSIDERATO, PREMESSO, RITENUTO, DELIBERA, </w:t>
+      </w:r>
+      <w:proofErr w:type="gramStart"/>
       <w:r>
         <w:rPr>
           <w:i/>
           <w:iCs/>
         </w:rPr>
-        <w:t>t</w:t>
+        <w:t>e</w:t>
       </w:r>
       <w:r>
         <w:rPr>
           <w:i/>
           <w:iCs/>
         </w:rPr>
-        <w:t>c</w:t>
+        <w:t>t</w:t>
       </w:r>
       <w:r>
         <w:rPr>
           <w:i/>
           <w:iCs/>
         </w:rPr>
+        <w:t>c</w:t>
+      </w:r>
+      <w:r>
+        <w:rPr>
+          <w:i/>
+          <w:iCs/>
+        </w:rPr>
         <w:t>.</w:t>
       </w:r>
       <w:r>
-        <w:t>.)</w:t>
+        <w:t>.</w:t>
+      </w:r>
+      <w:proofErr w:type="gramEnd"/>
+      <w:r>
+        <w:t>)</w:t>
       </w:r>
     </w:p>
     <w:p>
@@ -1927,7 +2147,23 @@
           <w:i/>
           <w:iCs/>
         </w:rPr>
-        <w:t>VISTO a CONSIDERATO, da CONSIDERATO a VISTO</w:t>
+        <w:t>VISTO a CONSIDERATO, da CONSIDERATO </w:t>
+      </w:r>
+      <w:proofErr w:type="spellStart"/>
+      <w:r>
+        <w:rPr>
+          <w:i/>
+          <w:iCs/>
+        </w:rPr>
+        <w:t>a</w:t>
+      </w:r>
+      <w:proofErr w:type="spellEnd"/>
+      <w:r>
+        <w:rPr>
+          <w:i/>
+          <w:iCs/>
+        </w:rPr>
+        <w:t> VISTO</w:t>
       </w:r>
       <w:r>
         <w:t>), pesati in base alla frequenza.</w:t>
@@ -1963,6 +2199,10 @@
         <w:t>quali blocchi assumono un ruolo più rilevante nella struttura narrativ</w:t>
       </w:r>
       <w:r>
+        <w:rPr>
+          <w:b/>
+          <w:bCs/>
+        </w:rPr>
         <w:t>a</w:t>
       </w:r>
       <w:r>
@@ -1991,7 +2231,25 @@
           <w:sz w:val="20"/>
           <w:szCs w:val="20"/>
         </w:rPr>
-        <w:t xml:space="preserve">degree centrality = </w:t>
+        <w:t xml:space="preserve">degree </w:t>
+      </w:r>
+      <w:proofErr w:type="spellStart"/>
+      <w:r>
+        <w:rPr>
+          <w:rFonts w:ascii="Courier New" w:hAnsi="Courier New" w:cs="Courier New"/>
+          <w:sz w:val="20"/>
+          <w:szCs w:val="20"/>
+        </w:rPr>
+        <w:t>centrality</w:t>
+      </w:r>
+      <w:proofErr w:type="spellEnd"/>
+      <w:r>
+        <w:rPr>
+          <w:rFonts w:ascii="Courier New" w:hAnsi="Courier New" w:cs="Courier New"/>
+          <w:sz w:val="20"/>
+          <w:szCs w:val="20"/>
+        </w:rPr>
+        <w:t xml:space="preserve"> = </w:t>
       </w:r>
       <w:r>
         <w:rPr>
@@ -2010,13 +2268,41 @@
           <w:szCs w:val="20"/>
         </w:rPr>
       </w:pPr>
+      <w:proofErr w:type="spellStart"/>
       <w:r>
         <w:rPr>
           <w:rFonts w:ascii="Courier New" w:hAnsi="Courier New" w:cs="Courier New"/>
           <w:sz w:val="20"/>
           <w:szCs w:val="20"/>
         </w:rPr>
-        <w:t xml:space="preserve">betweenness centrality = </w:t>
+        <w:t>betweenness</w:t>
+      </w:r>
+      <w:proofErr w:type="spellEnd"/>
+      <w:r>
+        <w:rPr>
+          <w:rFonts w:ascii="Courier New" w:hAnsi="Courier New" w:cs="Courier New"/>
+          <w:sz w:val="20"/>
+          <w:szCs w:val="20"/>
+        </w:rPr>
+        <w:t xml:space="preserve"> </w:t>
+      </w:r>
+      <w:proofErr w:type="spellStart"/>
+      <w:r>
+        <w:rPr>
+          <w:rFonts w:ascii="Courier New" w:hAnsi="Courier New" w:cs="Courier New"/>
+          <w:sz w:val="20"/>
+          <w:szCs w:val="20"/>
+        </w:rPr>
+        <w:t>centrality</w:t>
+      </w:r>
+      <w:proofErr w:type="spellEnd"/>
+      <w:r>
+        <w:rPr>
+          <w:rFonts w:ascii="Courier New" w:hAnsi="Courier New" w:cs="Courier New"/>
+          <w:sz w:val="20"/>
+          <w:szCs w:val="20"/>
+        </w:rPr>
+        <w:t xml:space="preserve"> = </w:t>
       </w:r>
       <w:r>
         <w:rPr>
@@ -2035,13 +2321,23 @@
           <w:szCs w:val="20"/>
         </w:rPr>
       </w:pPr>
+      <w:proofErr w:type="spellStart"/>
       <w:r>
         <w:rPr>
           <w:rFonts w:ascii="Courier New" w:hAnsi="Courier New" w:cs="Courier New"/>
           <w:sz w:val="20"/>
           <w:szCs w:val="20"/>
         </w:rPr>
-        <w:t xml:space="preserve">weighted degree = </w:t>
+        <w:t>weighted</w:t>
+      </w:r>
+      <w:proofErr w:type="spellEnd"/>
+      <w:r>
+        <w:rPr>
+          <w:rFonts w:ascii="Courier New" w:hAnsi="Courier New" w:cs="Courier New"/>
+          <w:sz w:val="20"/>
+          <w:szCs w:val="20"/>
+        </w:rPr>
+        <w:t xml:space="preserve"> degree = </w:t>
       </w:r>
       <w:r>
         <w:rPr>
@@ -2082,7 +2378,23 @@
           <w:b/>
           <w:bCs/>
         </w:rPr>
-        <w:t>market basket analysis e regole di associazione</w:t>
+        <w:t xml:space="preserve">market basket </w:t>
+      </w:r>
+      <w:proofErr w:type="spellStart"/>
+      <w:r>
+        <w:rPr>
+          <w:b/>
+          <w:bCs/>
+        </w:rPr>
+        <w:t>analysis</w:t>
+      </w:r>
+      <w:proofErr w:type="spellEnd"/>
+      <w:r>
+        <w:rPr>
+          <w:b/>
+          <w:bCs/>
+        </w:rPr>
+        <w:t xml:space="preserve"> e regole di associazione</w:t>
       </w:r>
       <w:r>
         <w:t xml:space="preserve"> possono essere usati per verificare quali blocchi tendono a comparire insieme o in successione.</w:t>
@@ -2213,6 +2525,7 @@
         <w:jc w:val="both"/>
       </w:pPr>
       <w:r>
+        <w:lastRenderedPageBreak/>
         <w:t xml:space="preserve">Su questa rete possono essere applicati algoritmi di </w:t>
       </w:r>
       <w:r>
@@ -2220,8 +2533,17 @@
           <w:b/>
           <w:bCs/>
         </w:rPr>
-        <w:t>community detection</w:t>
-      </w:r>
+        <w:t xml:space="preserve">community </w:t>
+      </w:r>
+      <w:proofErr w:type="spellStart"/>
+      <w:r>
+        <w:rPr>
+          <w:b/>
+          <w:bCs/>
+        </w:rPr>
+        <w:t>detection</w:t>
+      </w:r>
+      <w:proofErr w:type="spellEnd"/>
       <w:r>
         <w:t>, con l’obiettivo di verificare se esistono gruppi di riferimenti normativi che tendono a comparire insieme.</w:t>
       </w:r>
@@ -2237,7 +2559,6 @@
           <w:sz w:val="32"/>
           <w:szCs w:val="32"/>
         </w:rPr>
-        <w:lastRenderedPageBreak/>
         <w:t>Quale vantaggio potrebbe trarne Ludovica?</w:t>
       </w:r>
     </w:p>
@@ -2251,6 +2572,7 @@
       <w:r>
         <w:t xml:space="preserve">nel rendere </w:t>
       </w:r>
+      <w:proofErr w:type="gramStart"/>
       <w:r>
         <w:t xml:space="preserve">il </w:t>
       </w:r>
@@ -2262,7 +2584,31 @@
           <w:b/>
           <w:bCs/>
         </w:rPr>
-        <w:t>sistema di retrieval e organizzazione documentale più intelligente</w:t>
+        <w:t>sistema</w:t>
+      </w:r>
+      <w:proofErr w:type="gramEnd"/>
+      <w:r>
+        <w:rPr>
+          <w:b/>
+          <w:bCs/>
+        </w:rPr>
+        <w:t xml:space="preserve"> di </w:t>
+      </w:r>
+      <w:proofErr w:type="spellStart"/>
+      <w:r>
+        <w:rPr>
+          <w:b/>
+          <w:bCs/>
+        </w:rPr>
+        <w:t>retrieval</w:t>
+      </w:r>
+      <w:proofErr w:type="spellEnd"/>
+      <w:r>
+        <w:rPr>
+          <w:b/>
+          <w:bCs/>
+        </w:rPr>
+        <w:t xml:space="preserve"> e organizzazione documentale più intelligente</w:t>
       </w:r>
       <w:r>
         <w:t>.</w:t>
@@ -2280,8 +2626,17 @@
           <w:b/>
           <w:bCs/>
         </w:rPr>
-        <w:t>1. Chunking strutturale per retrieval</w:t>
-      </w:r>
+        <w:t xml:space="preserve">1. Chunking strutturale per </w:t>
+      </w:r>
+      <w:proofErr w:type="spellStart"/>
+      <w:r>
+        <w:rPr>
+          <w:b/>
+          <w:bCs/>
+        </w:rPr>
+        <w:t>retrieval</w:t>
+      </w:r>
+      <w:proofErr w:type="spellEnd"/>
     </w:p>
     <w:p>
       <w:pPr>
@@ -2310,19 +2665,40 @@
         <w:t xml:space="preserve"> di </w:t>
       </w:r>
       <w:r>
-        <w:t xml:space="preserve">  una sequenza narrativa </w:t>
-      </w:r>
-      <w:r>
-        <w:t xml:space="preserve"> che </w:t>
+        <w:t xml:space="preserve">  una sequenza </w:t>
+      </w:r>
+      <w:proofErr w:type="gramStart"/>
+      <w:r>
+        <w:t xml:space="preserve">narrativa </w:t>
+      </w:r>
+      <w:r>
+        <w:t xml:space="preserve"> che</w:t>
+      </w:r>
+      <w:proofErr w:type="gramEnd"/>
+      <w:r>
+        <w:t xml:space="preserve"> </w:t>
       </w:r>
       <w:r>
         <w:t xml:space="preserve">tende a seguire certi passaggi, </w:t>
       </w:r>
       <w:r>
-        <w:t xml:space="preserve">è possibile spezzatare </w:t>
-      </w:r>
-      <w:r>
-        <w:t xml:space="preserve"> il documento in blocchi che rispettano la sua logica, migliorando il recupero dei passaggi rilevanti.</w:t>
+        <w:t xml:space="preserve">è possibile </w:t>
+      </w:r>
+      <w:proofErr w:type="spellStart"/>
+      <w:proofErr w:type="gramStart"/>
+      <w:r>
+        <w:t>spezzatare</w:t>
+      </w:r>
+      <w:proofErr w:type="spellEnd"/>
+      <w:r>
+        <w:t xml:space="preserve"> </w:t>
+      </w:r>
+      <w:r>
+        <w:t xml:space="preserve"> il</w:t>
+      </w:r>
+      <w:proofErr w:type="gramEnd"/>
+      <w:r>
+        <w:t xml:space="preserve"> documento in blocchi che rispettano la sua logica, migliorando il recupero dei passaggi rilevanti.</w:t>
       </w:r>
     </w:p>
     <w:p>
@@ -2337,14 +2713,46 @@
           <w:b/>
           <w:bCs/>
         </w:rPr>
-        <w:t xml:space="preserve">2. Retrieval guidato </w:t>
-      </w:r>
+        <w:t xml:space="preserve">2. </w:t>
+      </w:r>
+      <w:proofErr w:type="spellStart"/>
       <w:r>
         <w:rPr>
           <w:b/>
           <w:bCs/>
         </w:rPr>
-        <w:t>dalle bounding box</w:t>
+        <w:t>Retrieval</w:t>
+      </w:r>
+      <w:proofErr w:type="spellEnd"/>
+      <w:r>
+        <w:rPr>
+          <w:b/>
+          <w:bCs/>
+        </w:rPr>
+        <w:t xml:space="preserve"> guidato </w:t>
+      </w:r>
+      <w:r>
+        <w:rPr>
+          <w:b/>
+          <w:bCs/>
+        </w:rPr>
+        <w:t xml:space="preserve">dalle </w:t>
+      </w:r>
+      <w:proofErr w:type="spellStart"/>
+      <w:r>
+        <w:rPr>
+          <w:b/>
+          <w:bCs/>
+        </w:rPr>
+        <w:t>bounding</w:t>
+      </w:r>
+      <w:proofErr w:type="spellEnd"/>
+      <w:r>
+        <w:rPr>
+          <w:b/>
+          <w:bCs/>
+        </w:rPr>
+        <w:t xml:space="preserve"> box</w:t>
       </w:r>
     </w:p>
     <w:p>
@@ -2359,7 +2767,15 @@
         <w:t>VISTO, CONSIDERATO, PREMESSO, RITENUTO e DELIBERA</w:t>
       </w:r>
       <w:r>
-        <w:t>, permetterebbe di organizzare il documento non solo per contenuto, ma anche per funzione testuale. Le bounding box associate ai singoli blocchi consentirebbero inoltre di mantenere il collegamento tra il testo estratto e la sua posizione nel PDF originale.</w:t>
+        <w:t xml:space="preserve">, permetterebbe di organizzare il documento non solo per contenuto, ma anche per funzione testuale. Le </w:t>
+      </w:r>
+      <w:proofErr w:type="spellStart"/>
+      <w:r>
+        <w:t>bounding</w:t>
+      </w:r>
+      <w:proofErr w:type="spellEnd"/>
+      <w:r>
+        <w:t xml:space="preserve"> box associate ai singoli blocchi consentirebbero inoltre di mantenere il collegamento tra il testo estratto e la sua posizione nel PDF originale.</w:t>
       </w:r>
     </w:p>
     <w:p>
@@ -2454,13 +2870,25 @@
           <w:b/>
           <w:bCs/>
         </w:rPr>
-        <w:t>blocco rilevante</w:t>
+        <w:t xml:space="preserve">blocco </w:t>
+      </w:r>
+      <w:proofErr w:type="gramStart"/>
+      <w:r>
+        <w:rPr>
+          <w:b/>
+          <w:bCs/>
+        </w:rPr>
+        <w:t>rilevante</w:t>
       </w:r>
       <w:r>
         <w:t xml:space="preserve"> </w:t>
       </w:r>
       <w:r>
-        <w:t xml:space="preserve"> ci si espande </w:t>
+        <w:t xml:space="preserve"> ci</w:t>
+      </w:r>
+      <w:proofErr w:type="gramEnd"/>
+      <w:r>
+        <w:t xml:space="preserve"> si espande </w:t>
       </w:r>
       <w:r>
         <w:t>verso i blocchi collegati</w:t>
